--- a/2. Requirement Analysis/Data Flow Diagrams and User Stories.docx
+++ b/2. Requirement Analysis/Data Flow Diagrams and User Stories.docx
@@ -127,7 +127,7 @@
                 <w:rFonts w:ascii="Arial" w:cs="Arial" w:eastAsia="Arial" w:hAnsi="Arial"/>
                 <w:rtl w:val="0"/>
               </w:rPr>
-              <w:t xml:space="preserve">31 January 2026</w:t>
+              <w:t xml:space="preserve">24 October 2026</w:t>
             </w:r>
           </w:p>
         </w:tc>
@@ -164,8 +164,10 @@
             </w:pPr>
             <w:r>
               <w:rPr>
-                <w:rtl w:val="0"/>
-              </w:rPr>
+                <w:rFonts w:ascii="Arial" w:cs="Arial" w:eastAsia="Arial" w:hAnsi="Arial"/>
+                <w:rtl w:val="0"/>
+              </w:rPr>
+              <w:t xml:space="preserve">EN25CS3010138</w:t>
             </w:r>
           </w:p>
         </w:tc>
@@ -200,6 +202,13 @@
                 <w:rFonts w:ascii="Arial" w:cs="Arial" w:eastAsia="Arial" w:hAnsi="Arial"/>
               </w:rPr>
             </w:pPr>
+            <w:r>
+              <w:rPr>
+                <w:color w:val="0a0a0a"/>
+                <w:rtl w:val="0"/>
+              </w:rPr>
+              <w:t xml:space="preserve">Electric Vehicle Market Performance &amp; Insights</w:t>
+            </w:r>
             <w:r>
               <w:rPr>
                 <w:rtl w:val="0"/>
@@ -1007,20 +1016,20 @@
               <wp:anchor allowOverlap="1" behindDoc="0" distB="0" distT="0" distL="114300" distR="114300" hidden="0" layoutInCell="1" locked="0" relativeHeight="0" simplePos="0">
                 <wp:simplePos x="0" y="0"/>
                 <wp:positionH relativeFrom="column">
-                  <wp:posOffset>-752474</wp:posOffset>
+                  <wp:posOffset>-757235</wp:posOffset>
                 </wp:positionH>
                 <wp:positionV relativeFrom="paragraph">
-                  <wp:posOffset>178443</wp:posOffset>
+                  <wp:posOffset>173681</wp:posOffset>
                 </wp:positionV>
-                <wp:extent cx="3613150" cy="381000"/>
+                <wp:extent cx="3622675" cy="390525"/>
                 <wp:effectExtent b="0" l="0" r="0" t="0"/>
                 <wp:wrapNone/>
-                <wp:docPr id="11" name=""/>
+                <wp:docPr id="17" name=""/>
                 <a:graphic>
                   <a:graphicData uri="http://schemas.microsoft.com/office/word/2010/wordprocessingShape">
                     <wps:wsp>
                       <wps:cNvSpPr/>
-                      <wps:cNvPr id="2" name="Shape 2"/>
+                      <wps:cNvPr id="3" name="Shape 3"/>
                       <wps:spPr>
                         <a:xfrm>
                           <a:off x="3548950" y="3599025"/>
@@ -1081,20 +1090,20 @@
               <wp:anchor allowOverlap="1" behindDoc="0" distB="0" distT="0" distL="114300" distR="114300" hidden="0" layoutInCell="1" locked="0" relativeHeight="0" simplePos="0">
                 <wp:simplePos x="0" y="0"/>
                 <wp:positionH relativeFrom="column">
-                  <wp:posOffset>-752474</wp:posOffset>
+                  <wp:posOffset>-757235</wp:posOffset>
                 </wp:positionH>
                 <wp:positionV relativeFrom="paragraph">
-                  <wp:posOffset>178443</wp:posOffset>
+                  <wp:posOffset>173681</wp:posOffset>
                 </wp:positionV>
-                <wp:extent cx="3613150" cy="381000"/>
+                <wp:extent cx="3622675" cy="390525"/>
                 <wp:effectExtent b="0" l="0" r="0" t="0"/>
                 <wp:wrapNone/>
-                <wp:docPr id="11" name="image4.png"/>
+                <wp:docPr id="17" name="image5.png"/>
                 <a:graphic>
                   <a:graphicData uri="http://schemas.openxmlformats.org/drawingml/2006/picture">
                     <pic:pic>
                       <pic:nvPicPr>
-                        <pic:cNvPr id="0" name="image4.png"/>
+                        <pic:cNvPr id="0" name="image5.png"/>
                         <pic:cNvPicPr preferRelativeResize="0"/>
                       </pic:nvPicPr>
                       <pic:blipFill>
@@ -1107,7 +1116,7 @@
                       <pic:spPr>
                         <a:xfrm>
                           <a:off x="0" y="0"/>
-                          <a:ext cx="3613150" cy="381000"/>
+                          <a:ext cx="3622675" cy="390525"/>
                         </a:xfrm>
                         <a:prstGeom prst="rect"/>
                         <a:ln/>
@@ -1153,15 +1162,15 @@
               <wp:anchor allowOverlap="1" behindDoc="0" distB="0" distT="0" distL="114300" distR="114300" hidden="0" layoutInCell="1" locked="0" relativeHeight="0" simplePos="0">
                 <wp:simplePos x="0" y="0"/>
                 <wp:positionH relativeFrom="column">
-                  <wp:posOffset>4694238</wp:posOffset>
+                  <wp:posOffset>4689475</wp:posOffset>
                 </wp:positionH>
                 <wp:positionV relativeFrom="paragraph">
-                  <wp:posOffset>211138</wp:posOffset>
+                  <wp:posOffset>206376</wp:posOffset>
                 </wp:positionV>
-                <wp:extent cx="44450" cy="2838450"/>
+                <wp:extent cx="53975" cy="2847975"/>
                 <wp:effectExtent b="0" l="0" r="0" t="0"/>
                 <wp:wrapNone/>
-                <wp:docPr id="12" name=""/>
+                <wp:docPr id="16" name=""/>
                 <a:graphic>
                   <a:graphicData uri="http://schemas.microsoft.com/office/word/2010/wordprocessingShape">
                     <wps:wsp>
@@ -1180,7 +1189,7 @@
                             <a:schemeClr val="accent1"/>
                           </a:solidFill>
                           <a:prstDash val="solid"/>
-                          <a:miter lim="8000"/>
+                          <a:miter lim="80"/>
                           <a:headEnd len="sm" w="sm" type="none"/>
                           <a:tailEnd len="sm" w="sm" type="none"/>
                         </a:ln>
@@ -1199,20 +1208,20 @@
               <wp:anchor allowOverlap="1" behindDoc="0" distB="0" distT="0" distL="114300" distR="114300" hidden="0" layoutInCell="1" locked="0" relativeHeight="0" simplePos="0">
                 <wp:simplePos x="0" y="0"/>
                 <wp:positionH relativeFrom="column">
-                  <wp:posOffset>4694238</wp:posOffset>
+                  <wp:posOffset>4689475</wp:posOffset>
                 </wp:positionH>
                 <wp:positionV relativeFrom="paragraph">
-                  <wp:posOffset>211138</wp:posOffset>
+                  <wp:posOffset>206376</wp:posOffset>
                 </wp:positionV>
-                <wp:extent cx="44450" cy="2838450"/>
+                <wp:extent cx="53975" cy="2847975"/>
                 <wp:effectExtent b="0" l="0" r="0" t="0"/>
                 <wp:wrapNone/>
-                <wp:docPr id="12" name="image5.png"/>
+                <wp:docPr id="16" name="image4.png"/>
                 <a:graphic>
                   <a:graphicData uri="http://schemas.openxmlformats.org/drawingml/2006/picture">
                     <pic:pic>
                       <pic:nvPicPr>
-                        <pic:cNvPr id="0" name="image5.png"/>
+                        <pic:cNvPr id="0" name="image4.png"/>
                         <pic:cNvPicPr preferRelativeResize="0"/>
                       </pic:nvPicPr>
                       <pic:blipFill>
@@ -1225,7 +1234,7 @@
                       <pic:spPr>
                         <a:xfrm>
                           <a:off x="0" y="0"/>
-                          <a:ext cx="44450" cy="2838450"/>
+                          <a:ext cx="53975" cy="2847975"/>
                         </a:xfrm>
                         <a:prstGeom prst="rect"/>
                         <a:ln/>
@@ -1261,7 +1270,7 @@
           <wp:inline distB="19050" distT="19050" distL="19050" distR="19050">
             <wp:extent cx="5705475" cy="3095625"/>
             <wp:effectExtent b="0" l="0" r="0" t="0"/>
-            <wp:docPr id="15" name="image3.png"/>
+            <wp:docPr id="20" name="image3.png"/>
             <a:graphic>
               <a:graphicData uri="http://schemas.openxmlformats.org/drawingml/2006/picture">
                 <pic:pic>
@@ -3319,12 +3328,12 @@
             <wp:posOffset>9667875</wp:posOffset>
           </wp:positionH>
           <wp:positionV relativeFrom="page">
-            <wp:posOffset>259080</wp:posOffset>
+            <wp:posOffset>259079</wp:posOffset>
           </wp:positionV>
           <wp:extent cx="864691" cy="395288"/>
           <wp:effectExtent b="0" l="0" r="0" t="0"/>
           <wp:wrapNone/>
-          <wp:docPr id="14" name="image1.png"/>
+          <wp:docPr id="19" name="image1.png"/>
           <a:graphic>
             <a:graphicData uri="http://schemas.openxmlformats.org/drawingml/2006/picture">
               <pic:pic>
@@ -3367,7 +3376,7 @@
           <wp:extent cx="1376363" cy="589870"/>
           <wp:effectExtent b="0" l="0" r="0" t="0"/>
           <wp:wrapNone/>
-          <wp:docPr id="13" name="image2.png"/>
+          <wp:docPr id="18" name="image2.png"/>
           <a:graphic>
             <a:graphicData uri="http://schemas.openxmlformats.org/drawingml/2006/picture">
               <pic:pic>
@@ -3559,6 +3568,20 @@
       <w:szCs w:val="72"/>
     </w:rPr>
   </w:style>
+  <w:style w:type="table" w:styleId="TableNormal" w:default="1">
+    <w:name w:val="TableNormal"/>
+    <w:tblPr>
+      <w:tblCellMar>
+        <w:top w:w="100.0" w:type="dxa"/>
+        <w:left w:w="100.0" w:type="dxa"/>
+        <w:bottom w:w="100.0" w:type="dxa"/>
+        <w:right w:w="100.0" w:type="dxa"/>
+      </w:tblCellMar>
+    </w:tblPr>
+  </w:style>
+  <w:style w:type="paragraph" w:styleId="Normal" w:default="1">
+    <w:name w:val="normal"/>
+  </w:style>
   <w:style w:type="paragraph" w:styleId="Normal" w:default="1">
     <w:name w:val="normal"/>
   </w:style>
@@ -3676,6 +3699,45 @@
       </w:tblCellMar>
     </w:tblPr>
   </w:style>
+  <w:style w:type="table" w:styleId="Table1">
+    <w:basedOn w:val="TableNormal"/>
+    <w:pPr>
+      <w:spacing w:after="0" w:line="240" w:lineRule="auto"/>
+    </w:pPr>
+    <w:tblPr>
+      <w:tblStyleRowBandSize w:val="1"/>
+      <w:tblStyleColBandSize w:val="1"/>
+      <w:tblCellMar>
+        <w:top w:w="0.0" w:type="dxa"/>
+        <w:left w:w="108.0" w:type="dxa"/>
+        <w:bottom w:w="0.0" w:type="dxa"/>
+        <w:right w:w="108.0" w:type="dxa"/>
+      </w:tblCellMar>
+    </w:tblPr>
+  </w:style>
+  <w:style w:type="table" w:styleId="Table2">
+    <w:basedOn w:val="TableNormal"/>
+    <w:tblPr>
+      <w:tblStyleRowBandSize w:val="1"/>
+      <w:tblStyleColBandSize w:val="1"/>
+    </w:tblPr>
+  </w:style>
+  <w:style w:type="table" w:styleId="Table3">
+    <w:basedOn w:val="TableNormal"/>
+    <w:pPr>
+      <w:spacing w:after="0" w:line="240" w:lineRule="auto"/>
+    </w:pPr>
+    <w:tblPr>
+      <w:tblStyleRowBandSize w:val="1"/>
+      <w:tblStyleColBandSize w:val="1"/>
+      <w:tblCellMar>
+        <w:top w:w="0.0" w:type="dxa"/>
+        <w:left w:w="108.0" w:type="dxa"/>
+        <w:bottom w:w="0.0" w:type="dxa"/>
+        <w:right w:w="108.0" w:type="dxa"/>
+      </w:tblCellMar>
+    </w:tblPr>
+  </w:style>
   <w:style w:type="paragraph" w:styleId="Subtitle">
     <w:name w:val="Subtitle"/>
     <w:basedOn w:val="Normal"/>
@@ -3716,6 +3778,12 @@
     <w:tblPr>
       <w:tblStyleRowBandSize w:val="1"/>
       <w:tblStyleColBandSize w:val="1"/>
+      <w:tblCellMar>
+        <w:top w:w="0.0" w:type="dxa"/>
+        <w:left w:w="108.0" w:type="dxa"/>
+        <w:bottom w:w="0.0" w:type="dxa"/>
+        <w:right w:w="108.0" w:type="dxa"/>
+      </w:tblCellMar>
     </w:tblPr>
   </w:style>
   <w:style w:type="table" w:styleId="Table3">
@@ -4034,7 +4102,7 @@
 
 <file path=customXML/item1.xml><?xml version="1.0" encoding="utf-8"?>
 <go:gDocsCustomXmlDataStorage xmlns:go="http://customooxmlschemas.google.com/" xmlns:r="http://schemas.openxmlformats.org/officeDocument/2006/relationships" uri="GoogleDocsCustomDataVersion2">
-  <go:docsCustomData xmlns:go="http://customooxmlschemas.google.com/" roundtripDataSignature="AMtx7mjH2UA4n8X436z+KIVaFzPrelqaDg==">CgMxLjA4AHIhMTNMS2NOZlQxSVVPaXpJRGpWWFRJcFBVcjRFMFk0NFQx</go:docsCustomData>
+  <go:docsCustomData xmlns:go="http://customooxmlschemas.google.com/" roundtripDataSignature="AMtx7mhTtmV872fptegxLiMsUTWF6ZlyPA==">CgMxLjA4AHIhMU5ydnZJdTFPd1RvaGZlY2w4YWwzWnRpUGtfYVh5VE5v</go:docsCustomData>
 </go:gDocsCustomXmlDataStorage>
 </file>
 
